--- a/After/oops/OOP_Paper_3_Section_C.docx
+++ b/After/oops/OOP_Paper_3_Section_C.docx
@@ -86,12 +86,6 @@
         <w:gridCol w:w="3080"/>
       </w:tblGrid>
       <w:tr>
-        <w:tblPrEx>
-          <w:tblCellMar>
-            <w:top w:w="0" w:type="dxa"/>
-            <w:bottom w:w="0" w:type="dxa"/>
-          </w:tblCellMar>
-        </w:tblPrEx>
         <w:tc>
           <w:tcPr>
             <w:tcW w:w="1600" w:type="dxa"/>
@@ -208,12 +202,6 @@
         </w:tc>
       </w:tr>
       <w:tr>
-        <w:tblPrEx>
-          <w:tblCellMar>
-            <w:top w:w="0" w:type="dxa"/>
-            <w:bottom w:w="0" w:type="dxa"/>
-          </w:tblCellMar>
-        </w:tblPrEx>
         <w:tc>
           <w:tcPr>
             <w:tcW w:w="1600" w:type="dxa"/>
@@ -330,12 +318,6 @@
         </w:tc>
       </w:tr>
       <w:tr>
-        <w:tblPrEx>
-          <w:tblCellMar>
-            <w:top w:w="0" w:type="dxa"/>
-            <w:bottom w:w="0" w:type="dxa"/>
-          </w:tblCellMar>
-        </w:tblPrEx>
         <w:tc>
           <w:tcPr>
             <w:tcW w:w="1600" w:type="dxa"/>
@@ -452,12 +434,6 @@
         </w:tc>
       </w:tr>
       <w:tr>
-        <w:tblPrEx>
-          <w:tblCellMar>
-            <w:top w:w="0" w:type="dxa"/>
-            <w:bottom w:w="0" w:type="dxa"/>
-          </w:tblCellMar>
-        </w:tblPrEx>
         <w:tc>
           <w:tcPr>
             <w:tcW w:w="1600" w:type="dxa"/>
@@ -574,12 +550,6 @@
         </w:tc>
       </w:tr>
       <w:tr>
-        <w:tblPrEx>
-          <w:tblCellMar>
-            <w:top w:w="0" w:type="dxa"/>
-            <w:bottom w:w="0" w:type="dxa"/>
-          </w:tblCellMar>
-        </w:tblPrEx>
         <w:tc>
           <w:tcPr>
             <w:tcW w:w="1600" w:type="dxa"/>
@@ -838,29 +808,13 @@
           <w:b/>
           <w:bCs/>
         </w:rPr>
-        <w:t>(a</w:t>
-      </w:r>
-      <w:proofErr w:type="gramStart"/>
-      <w:r>
-        <w:rPr>
-          <w:rFonts w:ascii="Calibri" w:eastAsia="Calibri" w:hAnsi="Calibri" w:cs="Calibri"/>
-          <w:b/>
-          <w:bCs/>
-        </w:rPr>
-        <w:t xml:space="preserve">)  </w:t>
+        <w:t xml:space="preserve">(a)  </w:t>
       </w:r>
       <w:r>
         <w:rPr>
           <w:rFonts w:ascii="Calibri" w:eastAsia="Calibri" w:hAnsi="Calibri" w:cs="Calibri"/>
         </w:rPr>
-        <w:t>A</w:t>
-      </w:r>
-      <w:proofErr w:type="gramEnd"/>
-      <w:r>
-        <w:rPr>
-          <w:rFonts w:ascii="Calibri" w:eastAsia="Calibri" w:hAnsi="Calibri" w:cs="Calibri"/>
-        </w:rPr>
-        <w:t xml:space="preserve"> programmer writes a single class with 2000 lines performing all operations. Which OOP principles is he violating and why? How would you restructure this design? [3 Marks]</w:t>
+        <w:t>A programmer writes a single class with 2000 lines performing all operations. Which OOP principles is he violating and why? How would you restructure this design? [3 Marks]</w:t>
       </w:r>
     </w:p>
     <w:p>
@@ -879,43 +833,13 @@
           <w:b/>
           <w:bCs/>
         </w:rPr>
-        <w:t>(b</w:t>
-      </w:r>
-      <w:proofErr w:type="gramStart"/>
-      <w:r>
-        <w:rPr>
-          <w:rFonts w:ascii="Calibri" w:eastAsia="Calibri" w:hAnsi="Calibri" w:cs="Calibri"/>
-          <w:b/>
-          <w:bCs/>
-        </w:rPr>
-        <w:t xml:space="preserve">)  </w:t>
+        <w:t xml:space="preserve">(b)  </w:t>
       </w:r>
       <w:r>
         <w:rPr>
           <w:rFonts w:ascii="Calibri" w:eastAsia="Calibri" w:hAnsi="Calibri" w:cs="Calibri"/>
         </w:rPr>
-        <w:t>Explain</w:t>
-      </w:r>
-      <w:proofErr w:type="gramEnd"/>
-      <w:r>
-        <w:rPr>
-          <w:rFonts w:ascii="Calibri" w:eastAsia="Calibri" w:hAnsi="Calibri" w:cs="Calibri"/>
-        </w:rPr>
-        <w:t xml:space="preserve"> constructor chaining with an example. What problem does it solve in object </w:t>
-      </w:r>
-      <w:proofErr w:type="spellStart"/>
-      <w:r>
-        <w:rPr>
-          <w:rFonts w:ascii="Calibri" w:eastAsia="Calibri" w:hAnsi="Calibri" w:cs="Calibri"/>
-        </w:rPr>
-        <w:t>initialisation</w:t>
-      </w:r>
-      <w:proofErr w:type="spellEnd"/>
-      <w:r>
-        <w:rPr>
-          <w:rFonts w:ascii="Calibri" w:eastAsia="Calibri" w:hAnsi="Calibri" w:cs="Calibri"/>
-        </w:rPr>
-        <w:t>? [3 Marks]</w:t>
+        <w:t>Explain constructor chaining with an example. What problem does it solve in object initialisation? [3 Marks]</w:t>
       </w:r>
     </w:p>
     <w:p>
@@ -934,29 +858,13 @@
           <w:b/>
           <w:bCs/>
         </w:rPr>
-        <w:t>(c</w:t>
-      </w:r>
-      <w:proofErr w:type="gramStart"/>
-      <w:r>
-        <w:rPr>
-          <w:rFonts w:ascii="Calibri" w:eastAsia="Calibri" w:hAnsi="Calibri" w:cs="Calibri"/>
-          <w:b/>
-          <w:bCs/>
-        </w:rPr>
-        <w:t xml:space="preserve">)  </w:t>
+        <w:t xml:space="preserve">(c)  </w:t>
       </w:r>
       <w:r>
         <w:rPr>
           <w:rFonts w:ascii="Calibri" w:eastAsia="Calibri" w:hAnsi="Calibri" w:cs="Calibri"/>
         </w:rPr>
-        <w:t>What</w:t>
-      </w:r>
-      <w:proofErr w:type="gramEnd"/>
-      <w:r>
-        <w:rPr>
-          <w:rFonts w:ascii="Calibri" w:eastAsia="Calibri" w:hAnsi="Calibri" w:cs="Calibri"/>
-        </w:rPr>
-        <w:t xml:space="preserve"> is the role of the 'final' keyword in Java? How does it relate to inheritance and polymorphism? Use examples to support your answer. [3 Marks]</w:t>
+        <w:t>What is the role of the 'final' keyword in Java? How does it relate to inheritance and polymorphism? Use examples to support your answer. [3 Marks]</w:t>
       </w:r>
     </w:p>
     <w:p>
@@ -975,29 +883,13 @@
           <w:b/>
           <w:bCs/>
         </w:rPr>
-        <w:t>(d</w:t>
-      </w:r>
-      <w:proofErr w:type="gramStart"/>
-      <w:r>
-        <w:rPr>
-          <w:rFonts w:ascii="Calibri" w:eastAsia="Calibri" w:hAnsi="Calibri" w:cs="Calibri"/>
-          <w:b/>
-          <w:bCs/>
-        </w:rPr>
-        <w:t xml:space="preserve">)  </w:t>
+        <w:t xml:space="preserve">(d)  </w:t>
       </w:r>
       <w:r>
         <w:rPr>
           <w:rFonts w:ascii="Calibri" w:eastAsia="Calibri" w:hAnsi="Calibri" w:cs="Calibri"/>
         </w:rPr>
-        <w:t>Differentiate</w:t>
-      </w:r>
-      <w:proofErr w:type="gramEnd"/>
-      <w:r>
-        <w:rPr>
-          <w:rFonts w:ascii="Calibri" w:eastAsia="Calibri" w:hAnsi="Calibri" w:cs="Calibri"/>
-        </w:rPr>
-        <w:t xml:space="preserve"> between aggregation and composition with real-world examples. Why does this distinction matter in system design? [3 Marks]</w:t>
+        <w:t>Differentiate between aggregation and composition with real-world examples. Why does this distinction matter in system design? [3 Marks]</w:t>
       </w:r>
     </w:p>
     <w:p>
@@ -1038,21 +930,7 @@
         <w:rPr>
           <w:rFonts w:ascii="Calibri" w:eastAsia="Calibri" w:hAnsi="Calibri" w:cs="Calibri"/>
         </w:rPr>
-        <w:t>(a</w:t>
-      </w:r>
-      <w:proofErr w:type="gramStart"/>
-      <w:r>
-        <w:rPr>
-          <w:rFonts w:ascii="Calibri" w:eastAsia="Calibri" w:hAnsi="Calibri" w:cs="Calibri"/>
-        </w:rPr>
-        <w:t>)  Identify</w:t>
-      </w:r>
-      <w:proofErr w:type="gramEnd"/>
-      <w:r>
-        <w:rPr>
-          <w:rFonts w:ascii="Calibri" w:eastAsia="Calibri" w:hAnsi="Calibri" w:cs="Calibri"/>
-        </w:rPr>
-        <w:t xml:space="preserve"> and correct ALL errors in the following code:</w:t>
+        <w:t>(a)  Identify and correct ALL errors in the following code:</w:t>
       </w:r>
     </w:p>
     <w:tbl>
@@ -1098,7 +976,6 @@
               </w:rPr>
               <w:t xml:space="preserve"> </w:t>
             </w:r>
-            <w:proofErr w:type="spellStart"/>
             <w:r>
               <w:rPr>
                 <w:rFonts w:ascii="Consolas" w:hAnsi="Consolas"/>
@@ -1108,7 +985,6 @@
               </w:rPr>
               <w:t>BankAccount</w:t>
             </w:r>
-            <w:proofErr w:type="spellEnd"/>
             <w:r>
               <w:rPr>
                 <w:rFonts w:ascii="Consolas" w:hAnsi="Consolas"/>
@@ -1253,8 +1129,6 @@
               </w:rPr>
               <w:t xml:space="preserve"> </w:t>
             </w:r>
-            <w:proofErr w:type="spellStart"/>
-            <w:proofErr w:type="gramStart"/>
             <w:r>
               <w:rPr>
                 <w:rFonts w:ascii="Consolas" w:hAnsi="Consolas"/>
@@ -1264,7 +1138,6 @@
               </w:rPr>
               <w:t>BankAccount</w:t>
             </w:r>
-            <w:proofErr w:type="spellEnd"/>
             <w:r>
               <w:rPr>
                 <w:rFonts w:ascii="Consolas" w:hAnsi="Consolas"/>
@@ -1274,7 +1147,6 @@
               </w:rPr>
               <w:t>(</w:t>
             </w:r>
-            <w:proofErr w:type="gramEnd"/>
             <w:r>
               <w:rPr>
                 <w:rFonts w:ascii="Consolas" w:hAnsi="Consolas"/>
@@ -1293,7 +1165,6 @@
               </w:rPr>
               <w:t xml:space="preserve"> </w:t>
             </w:r>
-            <w:proofErr w:type="spellStart"/>
             <w:r>
               <w:rPr>
                 <w:rFonts w:ascii="Consolas" w:hAnsi="Consolas"/>
@@ -1303,7 +1174,6 @@
               </w:rPr>
               <w:t>initialBalance</w:t>
             </w:r>
-            <w:proofErr w:type="spellEnd"/>
             <w:r>
               <w:rPr>
                 <w:rFonts w:ascii="Consolas" w:hAnsi="Consolas"/>
@@ -1350,27 +1220,7 @@
                 <w:sz w:val="21"/>
                 <w:szCs w:val="21"/>
               </w:rPr>
-              <w:t xml:space="preserve"> </w:t>
-            </w:r>
-            <w:proofErr w:type="spellStart"/>
-            <w:r>
-              <w:rPr>
-                <w:rFonts w:ascii="Consolas" w:hAnsi="Consolas"/>
-                <w:color w:val="3B3B3B"/>
-                <w:sz w:val="21"/>
-                <w:szCs w:val="21"/>
-              </w:rPr>
-              <w:t>initialBalance</w:t>
-            </w:r>
-            <w:proofErr w:type="spellEnd"/>
-            <w:r>
-              <w:rPr>
-                <w:rFonts w:ascii="Consolas" w:hAnsi="Consolas"/>
-                <w:color w:val="3B3B3B"/>
-                <w:sz w:val="21"/>
-                <w:szCs w:val="21"/>
-              </w:rPr>
-              <w:t>;</w:t>
+              <w:t xml:space="preserve"> initialBalance;</w:t>
             </w:r>
           </w:p>
           <w:p>
@@ -1471,7 +1321,6 @@
               </w:rPr>
               <w:t xml:space="preserve"> </w:t>
             </w:r>
-            <w:proofErr w:type="gramStart"/>
             <w:r>
               <w:rPr>
                 <w:rFonts w:ascii="Consolas" w:hAnsi="Consolas"/>
@@ -1490,7 +1339,6 @@
               </w:rPr>
               <w:t>(</w:t>
             </w:r>
-            <w:proofErr w:type="gramEnd"/>
             <w:r>
               <w:rPr>
                 <w:rFonts w:ascii="Consolas" w:hAnsi="Consolas"/>
@@ -1605,7 +1453,6 @@
               </w:rPr>
               <w:t xml:space="preserve">            </w:t>
             </w:r>
-            <w:proofErr w:type="spellStart"/>
             <w:r>
               <w:rPr>
                 <w:rFonts w:ascii="Consolas" w:hAnsi="Consolas"/>
@@ -1651,7 +1498,6 @@
               </w:rPr>
               <w:t>println</w:t>
             </w:r>
-            <w:proofErr w:type="spellEnd"/>
             <w:r>
               <w:rPr>
                 <w:rFonts w:ascii="Consolas" w:hAnsi="Consolas"/>
@@ -1770,7 +1616,6 @@
               <w:lastRenderedPageBreak/>
               <w:t xml:space="preserve">            </w:t>
             </w:r>
-            <w:proofErr w:type="spellStart"/>
             <w:r>
               <w:rPr>
                 <w:rFonts w:ascii="Consolas" w:hAnsi="Consolas"/>
@@ -1816,7 +1661,6 @@
               </w:rPr>
               <w:t>println</w:t>
             </w:r>
-            <w:proofErr w:type="spellEnd"/>
             <w:r>
               <w:rPr>
                 <w:rFonts w:ascii="Consolas" w:hAnsi="Consolas"/>
@@ -1860,16 +1704,7 @@
                 <w:sz w:val="21"/>
                 <w:szCs w:val="21"/>
               </w:rPr>
-              <w:t xml:space="preserve"> amount); </w:t>
-            </w:r>
-            <w:r>
-              <w:rPr>
-                <w:rFonts w:ascii="Consolas" w:hAnsi="Consolas"/>
-                <w:color w:val="008000"/>
-                <w:sz w:val="21"/>
-                <w:szCs w:val="21"/>
-              </w:rPr>
-              <w:t>// wrong braces</w:t>
+              <w:t xml:space="preserve"> amount);</w:t>
             </w:r>
           </w:p>
           <w:p>
@@ -1968,37 +1803,7 @@
                 <w:sz w:val="21"/>
                 <w:szCs w:val="21"/>
               </w:rPr>
-              <w:t xml:space="preserve"> </w:t>
-            </w:r>
-            <w:proofErr w:type="spellStart"/>
-            <w:r>
-              <w:rPr>
-                <w:rFonts w:ascii="Consolas" w:hAnsi="Consolas"/>
-                <w:color w:val="3B3B3B"/>
-                <w:sz w:val="21"/>
-                <w:szCs w:val="21"/>
-              </w:rPr>
-              <w:t>getBalance</w:t>
-            </w:r>
-            <w:proofErr w:type="spellEnd"/>
-            <w:r>
-              <w:rPr>
-                <w:rFonts w:ascii="Consolas" w:hAnsi="Consolas"/>
-                <w:color w:val="3B3B3B"/>
-                <w:sz w:val="21"/>
-                <w:szCs w:val="21"/>
-              </w:rPr>
-              <w:t xml:space="preserve"> </w:t>
-            </w:r>
-            <w:proofErr w:type="gramStart"/>
-            <w:r>
-              <w:rPr>
-                <w:rFonts w:ascii="Consolas" w:hAnsi="Consolas"/>
-                <w:color w:val="3B3B3B"/>
-                <w:sz w:val="21"/>
-                <w:szCs w:val="21"/>
-              </w:rPr>
-              <w:t xml:space="preserve">{ </w:t>
+              <w:t xml:space="preserve"> getBalance { </w:t>
             </w:r>
             <w:r>
               <w:rPr>
@@ -2009,44 +1814,14 @@
               </w:rPr>
               <w:t>return</w:t>
             </w:r>
-            <w:proofErr w:type="gramEnd"/>
-            <w:r>
-              <w:rPr>
-                <w:rFonts w:ascii="Consolas" w:hAnsi="Consolas"/>
-                <w:color w:val="3B3B3B"/>
-                <w:sz w:val="21"/>
-                <w:szCs w:val="21"/>
-              </w:rPr>
-              <w:t xml:space="preserve"> balance</w:t>
-            </w:r>
-            <w:proofErr w:type="gramStart"/>
-            <w:r>
-              <w:rPr>
-                <w:rFonts w:ascii="Consolas" w:hAnsi="Consolas"/>
-                <w:color w:val="3B3B3B"/>
-                <w:sz w:val="21"/>
-                <w:szCs w:val="21"/>
-              </w:rPr>
-              <w:t>; }</w:t>
-            </w:r>
-            <w:proofErr w:type="gramEnd"/>
-            <w:r>
-              <w:rPr>
-                <w:rFonts w:ascii="Consolas" w:hAnsi="Consolas"/>
-                <w:color w:val="3B3B3B"/>
-                <w:sz w:val="21"/>
-                <w:szCs w:val="21"/>
-              </w:rPr>
-              <w:t xml:space="preserve"> </w:t>
-            </w:r>
-            <w:r>
-              <w:rPr>
-                <w:rFonts w:ascii="Consolas" w:hAnsi="Consolas"/>
-                <w:color w:val="008000"/>
-                <w:sz w:val="21"/>
-                <w:szCs w:val="21"/>
-              </w:rPr>
-              <w:t>// missing ()</w:t>
+            <w:r>
+              <w:rPr>
+                <w:rFonts w:ascii="Consolas" w:hAnsi="Consolas"/>
+                <w:color w:val="3B3B3B"/>
+                <w:sz w:val="21"/>
+                <w:szCs w:val="21"/>
+              </w:rPr>
+              <w:t xml:space="preserve"> balance; }</w:t>
             </w:r>
           </w:p>
           <w:p>
@@ -2213,7 +1988,6 @@
               </w:rPr>
               <w:t xml:space="preserve"> </w:t>
             </w:r>
-            <w:proofErr w:type="gramStart"/>
             <w:r>
               <w:rPr>
                 <w:rFonts w:ascii="Consolas" w:hAnsi="Consolas"/>
@@ -2248,20 +2022,8 @@
                 <w:sz w:val="21"/>
                 <w:szCs w:val="21"/>
               </w:rPr>
-              <w:t>[</w:t>
-            </w:r>
-            <w:proofErr w:type="gramEnd"/>
-            <w:r>
-              <w:rPr>
-                <w:rFonts w:ascii="Consolas" w:hAnsi="Consolas"/>
-                <w:color w:val="3B3B3B"/>
-                <w:sz w:val="21"/>
-                <w:szCs w:val="21"/>
-              </w:rPr>
-              <w:t xml:space="preserve">] </w:t>
-            </w:r>
-            <w:proofErr w:type="spellStart"/>
-            <w:proofErr w:type="gramStart"/>
+              <w:t xml:space="preserve">[] </w:t>
+            </w:r>
             <w:r>
               <w:rPr>
                 <w:rFonts w:ascii="Consolas" w:hAnsi="Consolas"/>
@@ -2271,7 +2033,6 @@
               </w:rPr>
               <w:t>args</w:t>
             </w:r>
-            <w:proofErr w:type="spellEnd"/>
             <w:r>
               <w:rPr>
                 <w:rFonts w:ascii="Consolas" w:hAnsi="Consolas"/>
@@ -2281,7 +2042,6 @@
               </w:rPr>
               <w:t>) {</w:t>
             </w:r>
-            <w:proofErr w:type="gramEnd"/>
           </w:p>
           <w:p>
             <w:pPr>
@@ -2303,7 +2063,6 @@
               </w:rPr>
               <w:t xml:space="preserve">        </w:t>
             </w:r>
-            <w:proofErr w:type="spellStart"/>
             <w:r>
               <w:rPr>
                 <w:rFonts w:ascii="Consolas" w:hAnsi="Consolas"/>
@@ -2313,7 +2072,6 @@
               </w:rPr>
               <w:t>BankAccount</w:t>
             </w:r>
-            <w:proofErr w:type="spellEnd"/>
             <w:r>
               <w:rPr>
                 <w:rFonts w:ascii="Consolas" w:hAnsi="Consolas"/>
@@ -2359,8 +2117,6 @@
               </w:rPr>
               <w:t xml:space="preserve"> </w:t>
             </w:r>
-            <w:proofErr w:type="spellStart"/>
-            <w:proofErr w:type="gramStart"/>
             <w:r>
               <w:rPr>
                 <w:rFonts w:ascii="Consolas" w:hAnsi="Consolas"/>
@@ -2370,7 +2126,6 @@
               </w:rPr>
               <w:t>BankAccount</w:t>
             </w:r>
-            <w:proofErr w:type="spellEnd"/>
             <w:r>
               <w:rPr>
                 <w:rFonts w:ascii="Consolas" w:hAnsi="Consolas"/>
@@ -2380,7 +2135,6 @@
               </w:rPr>
               <w:t>(</w:t>
             </w:r>
-            <w:proofErr w:type="gramEnd"/>
             <w:r>
               <w:rPr>
                 <w:rFonts w:ascii="Consolas" w:hAnsi="Consolas"/>
@@ -2397,16 +2151,7 @@
                 <w:sz w:val="21"/>
                 <w:szCs w:val="21"/>
               </w:rPr>
-              <w:t xml:space="preserve">); </w:t>
-            </w:r>
-            <w:r>
-              <w:rPr>
-                <w:rFonts w:ascii="Consolas" w:hAnsi="Consolas"/>
-                <w:color w:val="008000"/>
-                <w:sz w:val="21"/>
-                <w:szCs w:val="21"/>
-              </w:rPr>
-              <w:t>// missing new</w:t>
+              <w:t>);</w:t>
             </w:r>
           </w:p>
           <w:p>
@@ -2429,8 +2174,6 @@
               </w:rPr>
               <w:t xml:space="preserve">        </w:t>
             </w:r>
-            <w:proofErr w:type="spellStart"/>
-            <w:proofErr w:type="gramStart"/>
             <w:r>
               <w:rPr>
                 <w:rFonts w:ascii="Consolas" w:hAnsi="Consolas"/>
@@ -2458,8 +2201,6 @@
               </w:rPr>
               <w:t>withdraw</w:t>
             </w:r>
-            <w:proofErr w:type="spellEnd"/>
-            <w:proofErr w:type="gramEnd"/>
             <w:r>
               <w:rPr>
                 <w:rFonts w:ascii="Consolas" w:hAnsi="Consolas"/>
@@ -2508,7 +2249,6 @@
               </w:rPr>
               <w:t xml:space="preserve">        </w:t>
             </w:r>
-            <w:proofErr w:type="spellStart"/>
             <w:r>
               <w:rPr>
                 <w:rFonts w:ascii="Consolas" w:hAnsi="Consolas"/>
@@ -2554,7 +2294,6 @@
               </w:rPr>
               <w:t>println</w:t>
             </w:r>
-            <w:proofErr w:type="spellEnd"/>
             <w:r>
               <w:rPr>
                 <w:rFonts w:ascii="Consolas" w:hAnsi="Consolas"/>
@@ -2600,8 +2339,6 @@
               </w:rPr>
               <w:t xml:space="preserve"> </w:t>
             </w:r>
-            <w:proofErr w:type="spellStart"/>
-            <w:proofErr w:type="gramStart"/>
             <w:r>
               <w:rPr>
                 <w:rFonts w:ascii="Consolas" w:hAnsi="Consolas"/>
@@ -2629,8 +2366,6 @@
               </w:rPr>
               <w:t>getBalance</w:t>
             </w:r>
-            <w:proofErr w:type="spellEnd"/>
-            <w:proofErr w:type="gramEnd"/>
             <w:r>
               <w:rPr>
                 <w:rFonts w:ascii="Consolas" w:hAnsi="Consolas"/>
@@ -2700,21 +2435,7 @@
         <w:rPr>
           <w:rFonts w:ascii="Calibri" w:eastAsia="Calibri" w:hAnsi="Calibri" w:cs="Calibri"/>
         </w:rPr>
-        <w:t>(b</w:t>
-      </w:r>
-      <w:proofErr w:type="gramStart"/>
-      <w:r>
-        <w:rPr>
-          <w:rFonts w:ascii="Calibri" w:eastAsia="Calibri" w:hAnsi="Calibri" w:cs="Calibri"/>
-        </w:rPr>
-        <w:t>)  Analyze</w:t>
-      </w:r>
-      <w:proofErr w:type="gramEnd"/>
-      <w:r>
-        <w:rPr>
-          <w:rFonts w:ascii="Calibri" w:eastAsia="Calibri" w:hAnsi="Calibri" w:cs="Calibri"/>
-        </w:rPr>
-        <w:t xml:space="preserve"> the following code and write the exact output:</w:t>
+        <w:t>(b)  Analyze the following code and write the exact output:</w:t>
       </w:r>
     </w:p>
     <w:tbl>
@@ -2856,7 +2577,6 @@
               </w:rPr>
               <w:t xml:space="preserve">    </w:t>
             </w:r>
-            <w:proofErr w:type="gramStart"/>
             <w:r>
               <w:rPr>
                 <w:rFonts w:ascii="Consolas" w:hAnsi="Consolas"/>
@@ -2875,7 +2595,6 @@
               </w:rPr>
               <w:t>(</w:t>
             </w:r>
-            <w:proofErr w:type="gramEnd"/>
             <w:r>
               <w:rPr>
                 <w:rFonts w:ascii="Consolas" w:hAnsi="Consolas"/>
@@ -2910,19 +2629,8 @@
                 <w:sz w:val="21"/>
                 <w:szCs w:val="21"/>
               </w:rPr>
-              <w:t xml:space="preserve">) </w:t>
-            </w:r>
-            <w:proofErr w:type="gramStart"/>
-            <w:r>
-              <w:rPr>
-                <w:rFonts w:ascii="Consolas" w:hAnsi="Consolas"/>
-                <w:color w:val="3B3B3B"/>
-                <w:sz w:val="21"/>
-                <w:szCs w:val="21"/>
-              </w:rPr>
-              <w:t xml:space="preserve">{ </w:t>
-            </w:r>
-            <w:proofErr w:type="spellStart"/>
+              <w:t xml:space="preserve">) { </w:t>
+            </w:r>
             <w:r>
               <w:rPr>
                 <w:rFonts w:ascii="Consolas" w:hAnsi="Consolas"/>
@@ -2932,7 +2640,6 @@
               </w:rPr>
               <w:t>this</w:t>
             </w:r>
-            <w:proofErr w:type="gramEnd"/>
             <w:r>
               <w:rPr>
                 <w:rFonts w:ascii="Consolas" w:hAnsi="Consolas"/>
@@ -2951,7 +2658,6 @@
               </w:rPr>
               <w:t>color</w:t>
             </w:r>
-            <w:proofErr w:type="spellEnd"/>
             <w:r>
               <w:rPr>
                 <w:rFonts w:ascii="Consolas" w:hAnsi="Consolas"/>
@@ -2977,19 +2683,8 @@
                 <w:sz w:val="21"/>
                 <w:szCs w:val="21"/>
               </w:rPr>
-              <w:t xml:space="preserve"> c</w:t>
-            </w:r>
-            <w:proofErr w:type="gramStart"/>
-            <w:r>
-              <w:rPr>
-                <w:rFonts w:ascii="Consolas" w:hAnsi="Consolas"/>
-                <w:color w:val="3B3B3B"/>
-                <w:sz w:val="21"/>
-                <w:szCs w:val="21"/>
-              </w:rPr>
-              <w:t>; }</w:t>
-            </w:r>
-            <w:proofErr w:type="gramEnd"/>
+              <w:t xml:space="preserve"> c; }</w:t>
+            </w:r>
           </w:p>
           <w:p>
             <w:pPr>
@@ -3029,7 +2724,6 @@
               </w:rPr>
               <w:t xml:space="preserve"> </w:t>
             </w:r>
-            <w:proofErr w:type="gramStart"/>
             <w:r>
               <w:rPr>
                 <w:rFonts w:ascii="Consolas" w:hAnsi="Consolas"/>
@@ -3046,27 +2740,7 @@
                 <w:sz w:val="21"/>
                 <w:szCs w:val="21"/>
               </w:rPr>
-              <w:t>(</w:t>
-            </w:r>
-            <w:proofErr w:type="gramEnd"/>
-            <w:r>
-              <w:rPr>
-                <w:rFonts w:ascii="Consolas" w:hAnsi="Consolas"/>
-                <w:color w:val="3B3B3B"/>
-                <w:sz w:val="21"/>
-                <w:szCs w:val="21"/>
-              </w:rPr>
-              <w:t xml:space="preserve">) </w:t>
-            </w:r>
-            <w:proofErr w:type="gramStart"/>
-            <w:r>
-              <w:rPr>
-                <w:rFonts w:ascii="Consolas" w:hAnsi="Consolas"/>
-                <w:color w:val="3B3B3B"/>
-                <w:sz w:val="21"/>
-                <w:szCs w:val="21"/>
-              </w:rPr>
-              <w:t xml:space="preserve">{ </w:t>
+              <w:t xml:space="preserve">() { </w:t>
             </w:r>
             <w:r>
               <w:rPr>
@@ -3077,7 +2751,6 @@
               </w:rPr>
               <w:t>return</w:t>
             </w:r>
-            <w:proofErr w:type="gramEnd"/>
             <w:r>
               <w:rPr>
                 <w:rFonts w:ascii="Consolas" w:hAnsi="Consolas"/>
@@ -3096,7 +2769,6 @@
               </w:rPr>
               <w:t>0</w:t>
             </w:r>
-            <w:proofErr w:type="gramStart"/>
             <w:r>
               <w:rPr>
                 <w:rFonts w:ascii="Consolas" w:hAnsi="Consolas"/>
@@ -3106,7 +2778,6 @@
               </w:rPr>
               <w:t>; }</w:t>
             </w:r>
-            <w:proofErr w:type="gramEnd"/>
           </w:p>
           <w:p>
             <w:pPr>
@@ -3161,7 +2832,6 @@
                 <w:szCs w:val="21"/>
               </w:rPr>
             </w:pPr>
-            <w:proofErr w:type="gramStart"/>
             <w:r>
               <w:rPr>
                 <w:rFonts w:ascii="Consolas" w:hAnsi="Consolas"/>
@@ -3171,7 +2841,6 @@
               </w:rPr>
               <w:t>class</w:t>
             </w:r>
-            <w:proofErr w:type="gramEnd"/>
             <w:r>
               <w:rPr>
                 <w:rFonts w:ascii="Consolas" w:hAnsi="Consolas"/>
@@ -3313,7 +2982,6 @@
               </w:rPr>
               <w:t xml:space="preserve">    </w:t>
             </w:r>
-            <w:proofErr w:type="gramStart"/>
             <w:r>
               <w:rPr>
                 <w:rFonts w:ascii="Consolas" w:hAnsi="Consolas"/>
@@ -3332,7 +3000,6 @@
               </w:rPr>
               <w:t>(</w:t>
             </w:r>
-            <w:proofErr w:type="gramEnd"/>
             <w:r>
               <w:rPr>
                 <w:rFonts w:ascii="Consolas" w:hAnsi="Consolas"/>
@@ -3403,17 +3070,7 @@
                 <w:sz w:val="21"/>
                 <w:szCs w:val="21"/>
               </w:rPr>
-              <w:t xml:space="preserve">) </w:t>
-            </w:r>
-            <w:proofErr w:type="gramStart"/>
-            <w:r>
-              <w:rPr>
-                <w:rFonts w:ascii="Consolas" w:hAnsi="Consolas"/>
-                <w:color w:val="3B3B3B"/>
-                <w:sz w:val="21"/>
-                <w:szCs w:val="21"/>
-              </w:rPr>
-              <w:t xml:space="preserve">{ </w:t>
+              <w:t xml:space="preserve">) { </w:t>
             </w:r>
             <w:r>
               <w:rPr>
@@ -3424,7 +3081,6 @@
               </w:rPr>
               <w:t>super</w:t>
             </w:r>
-            <w:proofErr w:type="gramEnd"/>
             <w:r>
               <w:rPr>
                 <w:rFonts w:ascii="Consolas" w:hAnsi="Consolas"/>
@@ -3450,19 +3106,8 @@
                 <w:sz w:val="21"/>
                 <w:szCs w:val="21"/>
               </w:rPr>
-              <w:t xml:space="preserve"> r</w:t>
-            </w:r>
-            <w:proofErr w:type="gramStart"/>
-            <w:r>
-              <w:rPr>
-                <w:rFonts w:ascii="Consolas" w:hAnsi="Consolas"/>
-                <w:color w:val="3B3B3B"/>
-                <w:sz w:val="21"/>
-                <w:szCs w:val="21"/>
-              </w:rPr>
-              <w:t>; }</w:t>
-            </w:r>
-            <w:proofErr w:type="gramEnd"/>
+              <w:t xml:space="preserve"> r; }</w:t>
+            </w:r>
           </w:p>
           <w:p>
             <w:pPr>
@@ -3502,7 +3147,6 @@
               </w:rPr>
               <w:t xml:space="preserve"> </w:t>
             </w:r>
-            <w:proofErr w:type="gramStart"/>
             <w:r>
               <w:rPr>
                 <w:rFonts w:ascii="Consolas" w:hAnsi="Consolas"/>
@@ -3519,27 +3163,7 @@
                 <w:sz w:val="21"/>
                 <w:szCs w:val="21"/>
               </w:rPr>
-              <w:t>(</w:t>
-            </w:r>
-            <w:proofErr w:type="gramEnd"/>
-            <w:r>
-              <w:rPr>
-                <w:rFonts w:ascii="Consolas" w:hAnsi="Consolas"/>
-                <w:color w:val="3B3B3B"/>
-                <w:sz w:val="21"/>
-                <w:szCs w:val="21"/>
-              </w:rPr>
-              <w:t xml:space="preserve">) </w:t>
-            </w:r>
-            <w:proofErr w:type="gramStart"/>
-            <w:r>
-              <w:rPr>
-                <w:rFonts w:ascii="Consolas" w:hAnsi="Consolas"/>
-                <w:color w:val="3B3B3B"/>
-                <w:sz w:val="21"/>
-                <w:szCs w:val="21"/>
-              </w:rPr>
-              <w:t xml:space="preserve">{ </w:t>
+              <w:t xml:space="preserve">() { </w:t>
             </w:r>
             <w:r>
               <w:rPr>
@@ -3550,7 +3174,6 @@
               </w:rPr>
               <w:t>return</w:t>
             </w:r>
-            <w:proofErr w:type="gramEnd"/>
             <w:r>
               <w:rPr>
                 <w:rFonts w:ascii="Consolas" w:hAnsi="Consolas"/>
@@ -3612,19 +3235,8 @@
                 <w:sz w:val="21"/>
                 <w:szCs w:val="21"/>
               </w:rPr>
-              <w:t xml:space="preserve"> radius</w:t>
-            </w:r>
-            <w:proofErr w:type="gramStart"/>
-            <w:r>
-              <w:rPr>
-                <w:rFonts w:ascii="Consolas" w:hAnsi="Consolas"/>
-                <w:color w:val="3B3B3B"/>
-                <w:sz w:val="21"/>
-                <w:szCs w:val="21"/>
-              </w:rPr>
-              <w:t>; }</w:t>
-            </w:r>
-            <w:proofErr w:type="gramEnd"/>
+              <w:t xml:space="preserve"> radius; }</w:t>
+            </w:r>
           </w:p>
           <w:p>
             <w:pPr>
@@ -3790,7 +3402,6 @@
               </w:rPr>
               <w:t xml:space="preserve"> </w:t>
             </w:r>
-            <w:proofErr w:type="gramStart"/>
             <w:r>
               <w:rPr>
                 <w:rFonts w:ascii="Consolas" w:hAnsi="Consolas"/>
@@ -3825,20 +3436,8 @@
                 <w:sz w:val="21"/>
                 <w:szCs w:val="21"/>
               </w:rPr>
-              <w:t>[</w:t>
-            </w:r>
-            <w:proofErr w:type="gramEnd"/>
-            <w:r>
-              <w:rPr>
-                <w:rFonts w:ascii="Consolas" w:hAnsi="Consolas"/>
-                <w:color w:val="3B3B3B"/>
-                <w:sz w:val="21"/>
-                <w:szCs w:val="21"/>
-              </w:rPr>
-              <w:t xml:space="preserve">] </w:t>
-            </w:r>
-            <w:proofErr w:type="spellStart"/>
-            <w:proofErr w:type="gramStart"/>
+              <w:t xml:space="preserve">[] </w:t>
+            </w:r>
             <w:r>
               <w:rPr>
                 <w:rFonts w:ascii="Consolas" w:hAnsi="Consolas"/>
@@ -3848,7 +3447,6 @@
               </w:rPr>
               <w:t>args</w:t>
             </w:r>
-            <w:proofErr w:type="spellEnd"/>
             <w:r>
               <w:rPr>
                 <w:rFonts w:ascii="Consolas" w:hAnsi="Consolas"/>
@@ -3858,7 +3456,6 @@
               </w:rPr>
               <w:t>) {</w:t>
             </w:r>
-            <w:proofErr w:type="gramEnd"/>
           </w:p>
           <w:p>
             <w:pPr>
@@ -3952,7 +3549,6 @@
               </w:rPr>
               <w:t xml:space="preserve"> </w:t>
             </w:r>
-            <w:proofErr w:type="gramStart"/>
             <w:r>
               <w:rPr>
                 <w:rFonts w:ascii="Consolas" w:hAnsi="Consolas"/>
@@ -3971,7 +3567,6 @@
               </w:rPr>
               <w:t>(</w:t>
             </w:r>
-            <w:proofErr w:type="gramEnd"/>
             <w:r>
               <w:rPr>
                 <w:rFonts w:ascii="Consolas" w:hAnsi="Consolas"/>
@@ -4158,7 +3753,6 @@
               </w:rPr>
               <w:t xml:space="preserve">        </w:t>
             </w:r>
-            <w:proofErr w:type="spellStart"/>
             <w:r>
               <w:rPr>
                 <w:rFonts w:ascii="Consolas" w:hAnsi="Consolas"/>
@@ -4204,7 +3798,6 @@
               </w:rPr>
               <w:t>println</w:t>
             </w:r>
-            <w:proofErr w:type="spellEnd"/>
             <w:r>
               <w:rPr>
                 <w:rFonts w:ascii="Consolas" w:hAnsi="Consolas"/>
@@ -4221,9 +3814,17 @@
                 <w:sz w:val="21"/>
                 <w:szCs w:val="21"/>
               </w:rPr>
-              <w:t>s</w:t>
-            </w:r>
-            <w:proofErr w:type="gramStart"/>
+              <w:t>s1</w:t>
+            </w:r>
+            <w:r>
+              <w:rPr>
+                <w:rFonts w:ascii="Consolas" w:hAnsi="Consolas"/>
+                <w:color w:val="3B3B3B"/>
+                <w:sz w:val="21"/>
+                <w:szCs w:val="21"/>
+              </w:rPr>
+              <w:t>.</w:t>
+            </w:r>
             <w:r>
               <w:rPr>
                 <w:rFonts w:ascii="Consolas" w:hAnsi="Consolas"/>
@@ -4231,7 +3832,79 @@
                 <w:sz w:val="21"/>
                 <w:szCs w:val="21"/>
               </w:rPr>
-              <w:t>1</w:t>
+              <w:t>color</w:t>
+            </w:r>
+            <w:r>
+              <w:rPr>
+                <w:rFonts w:ascii="Consolas" w:hAnsi="Consolas"/>
+                <w:color w:val="3B3B3B"/>
+                <w:sz w:val="21"/>
+                <w:szCs w:val="21"/>
+              </w:rPr>
+              <w:t xml:space="preserve"> </w:t>
+            </w:r>
+            <w:r>
+              <w:rPr>
+                <w:rFonts w:ascii="Consolas" w:hAnsi="Consolas"/>
+                <w:color w:val="000000"/>
+                <w:sz w:val="21"/>
+                <w:szCs w:val="21"/>
+              </w:rPr>
+              <w:t>+</w:t>
+            </w:r>
+            <w:r>
+              <w:rPr>
+                <w:rFonts w:ascii="Consolas" w:hAnsi="Consolas"/>
+                <w:color w:val="3B3B3B"/>
+                <w:sz w:val="21"/>
+                <w:szCs w:val="21"/>
+              </w:rPr>
+              <w:t xml:space="preserve"> </w:t>
+            </w:r>
+            <w:r>
+              <w:rPr>
+                <w:rFonts w:ascii="Consolas" w:hAnsi="Consolas"/>
+                <w:color w:val="A31515"/>
+                <w:sz w:val="21"/>
+                <w:szCs w:val="21"/>
+              </w:rPr>
+              <w:t>": "</w:t>
+            </w:r>
+            <w:r>
+              <w:rPr>
+                <w:rFonts w:ascii="Consolas" w:hAnsi="Consolas"/>
+                <w:color w:val="3B3B3B"/>
+                <w:sz w:val="21"/>
+                <w:szCs w:val="21"/>
+              </w:rPr>
+              <w:t xml:space="preserve"> </w:t>
+            </w:r>
+            <w:r>
+              <w:rPr>
+                <w:rFonts w:ascii="Consolas" w:hAnsi="Consolas"/>
+                <w:color w:val="000000"/>
+                <w:sz w:val="21"/>
+                <w:szCs w:val="21"/>
+              </w:rPr>
+              <w:t>+</w:t>
+            </w:r>
+            <w:r>
+              <w:rPr>
+                <w:rFonts w:ascii="Consolas" w:hAnsi="Consolas"/>
+                <w:color w:val="3B3B3B"/>
+                <w:sz w:val="21"/>
+                <w:szCs w:val="21"/>
+              </w:rPr>
+              <w:t xml:space="preserve"> </w:t>
+            </w:r>
+            <w:r>
+              <w:rPr>
+                <w:rFonts w:ascii="Consolas" w:hAnsi="Consolas"/>
+                <w:color w:val="001080"/>
+                <w:sz w:val="21"/>
+                <w:szCs w:val="21"/>
+              </w:rPr>
+              <w:t>s1</w:t>
             </w:r>
             <w:r>
               <w:rPr>
@@ -4245,114 +3918,12 @@
             <w:r>
               <w:rPr>
                 <w:rFonts w:ascii="Consolas" w:hAnsi="Consolas"/>
-                <w:color w:val="001080"/>
-                <w:sz w:val="21"/>
-                <w:szCs w:val="21"/>
-              </w:rPr>
-              <w:t>color</w:t>
-            </w:r>
-            <w:proofErr w:type="gramEnd"/>
-            <w:r>
-              <w:rPr>
-                <w:rFonts w:ascii="Consolas" w:hAnsi="Consolas"/>
-                <w:color w:val="3B3B3B"/>
-                <w:sz w:val="21"/>
-                <w:szCs w:val="21"/>
-              </w:rPr>
-              <w:t xml:space="preserve"> </w:t>
-            </w:r>
-            <w:r>
-              <w:rPr>
-                <w:rFonts w:ascii="Consolas" w:hAnsi="Consolas"/>
-                <w:color w:val="000000"/>
-                <w:sz w:val="21"/>
-                <w:szCs w:val="21"/>
-              </w:rPr>
-              <w:t>+</w:t>
-            </w:r>
-            <w:r>
-              <w:rPr>
-                <w:rFonts w:ascii="Consolas" w:hAnsi="Consolas"/>
-                <w:color w:val="3B3B3B"/>
-                <w:sz w:val="21"/>
-                <w:szCs w:val="21"/>
-              </w:rPr>
-              <w:t xml:space="preserve"> </w:t>
-            </w:r>
-            <w:r>
-              <w:rPr>
-                <w:rFonts w:ascii="Consolas" w:hAnsi="Consolas"/>
-                <w:color w:val="A31515"/>
-                <w:sz w:val="21"/>
-                <w:szCs w:val="21"/>
-              </w:rPr>
-              <w:t>": "</w:t>
-            </w:r>
-            <w:r>
-              <w:rPr>
-                <w:rFonts w:ascii="Consolas" w:hAnsi="Consolas"/>
-                <w:color w:val="3B3B3B"/>
-                <w:sz w:val="21"/>
-                <w:szCs w:val="21"/>
-              </w:rPr>
-              <w:t xml:space="preserve"> </w:t>
-            </w:r>
-            <w:r>
-              <w:rPr>
-                <w:rFonts w:ascii="Consolas" w:hAnsi="Consolas"/>
-                <w:color w:val="000000"/>
-                <w:sz w:val="21"/>
-                <w:szCs w:val="21"/>
-              </w:rPr>
-              <w:t>+</w:t>
-            </w:r>
-            <w:r>
-              <w:rPr>
-                <w:rFonts w:ascii="Consolas" w:hAnsi="Consolas"/>
-                <w:color w:val="3B3B3B"/>
-                <w:sz w:val="21"/>
-                <w:szCs w:val="21"/>
-              </w:rPr>
-              <w:t xml:space="preserve"> </w:t>
-            </w:r>
-            <w:r>
-              <w:rPr>
-                <w:rFonts w:ascii="Consolas" w:hAnsi="Consolas"/>
-                <w:color w:val="001080"/>
-                <w:sz w:val="21"/>
-                <w:szCs w:val="21"/>
-              </w:rPr>
-              <w:t>s</w:t>
-            </w:r>
-            <w:proofErr w:type="gramStart"/>
-            <w:r>
-              <w:rPr>
-                <w:rFonts w:ascii="Consolas" w:hAnsi="Consolas"/>
-                <w:color w:val="001080"/>
-                <w:sz w:val="21"/>
-                <w:szCs w:val="21"/>
-              </w:rPr>
-              <w:t>1</w:t>
-            </w:r>
-            <w:r>
-              <w:rPr>
-                <w:rFonts w:ascii="Consolas" w:hAnsi="Consolas"/>
-                <w:color w:val="3B3B3B"/>
-                <w:sz w:val="21"/>
-                <w:szCs w:val="21"/>
-              </w:rPr>
-              <w:t>.</w:t>
-            </w:r>
-            <w:r>
-              <w:rPr>
-                <w:rFonts w:ascii="Consolas" w:hAnsi="Consolas"/>
                 <w:color w:val="795E26"/>
                 <w:sz w:val="21"/>
                 <w:szCs w:val="21"/>
               </w:rPr>
               <w:t>area</w:t>
             </w:r>
-            <w:proofErr w:type="gramEnd"/>
             <w:r>
               <w:rPr>
                 <w:rFonts w:ascii="Consolas" w:hAnsi="Consolas"/>
@@ -4383,7 +3954,6 @@
               </w:rPr>
               <w:t xml:space="preserve">        </w:t>
             </w:r>
-            <w:proofErr w:type="spellStart"/>
             <w:r>
               <w:rPr>
                 <w:rFonts w:ascii="Consolas" w:hAnsi="Consolas"/>
@@ -4429,7 +3999,6 @@
               </w:rPr>
               <w:t>println</w:t>
             </w:r>
-            <w:proofErr w:type="spellEnd"/>
             <w:r>
               <w:rPr>
                 <w:rFonts w:ascii="Consolas" w:hAnsi="Consolas"/>
@@ -4446,9 +4015,17 @@
                 <w:sz w:val="21"/>
                 <w:szCs w:val="21"/>
               </w:rPr>
-              <w:t>s</w:t>
-            </w:r>
-            <w:proofErr w:type="gramStart"/>
+              <w:t>s2</w:t>
+            </w:r>
+            <w:r>
+              <w:rPr>
+                <w:rFonts w:ascii="Consolas" w:hAnsi="Consolas"/>
+                <w:color w:val="3B3B3B"/>
+                <w:sz w:val="21"/>
+                <w:szCs w:val="21"/>
+              </w:rPr>
+              <w:t>.</w:t>
+            </w:r>
             <w:r>
               <w:rPr>
                 <w:rFonts w:ascii="Consolas" w:hAnsi="Consolas"/>
@@ -4456,7 +4033,79 @@
                 <w:sz w:val="21"/>
                 <w:szCs w:val="21"/>
               </w:rPr>
-              <w:t>2</w:t>
+              <w:t>color</w:t>
+            </w:r>
+            <w:r>
+              <w:rPr>
+                <w:rFonts w:ascii="Consolas" w:hAnsi="Consolas"/>
+                <w:color w:val="3B3B3B"/>
+                <w:sz w:val="21"/>
+                <w:szCs w:val="21"/>
+              </w:rPr>
+              <w:t xml:space="preserve"> </w:t>
+            </w:r>
+            <w:r>
+              <w:rPr>
+                <w:rFonts w:ascii="Consolas" w:hAnsi="Consolas"/>
+                <w:color w:val="000000"/>
+                <w:sz w:val="21"/>
+                <w:szCs w:val="21"/>
+              </w:rPr>
+              <w:t>+</w:t>
+            </w:r>
+            <w:r>
+              <w:rPr>
+                <w:rFonts w:ascii="Consolas" w:hAnsi="Consolas"/>
+                <w:color w:val="3B3B3B"/>
+                <w:sz w:val="21"/>
+                <w:szCs w:val="21"/>
+              </w:rPr>
+              <w:t xml:space="preserve"> </w:t>
+            </w:r>
+            <w:r>
+              <w:rPr>
+                <w:rFonts w:ascii="Consolas" w:hAnsi="Consolas"/>
+                <w:color w:val="A31515"/>
+                <w:sz w:val="21"/>
+                <w:szCs w:val="21"/>
+              </w:rPr>
+              <w:t>": "</w:t>
+            </w:r>
+            <w:r>
+              <w:rPr>
+                <w:rFonts w:ascii="Consolas" w:hAnsi="Consolas"/>
+                <w:color w:val="3B3B3B"/>
+                <w:sz w:val="21"/>
+                <w:szCs w:val="21"/>
+              </w:rPr>
+              <w:t xml:space="preserve"> </w:t>
+            </w:r>
+            <w:r>
+              <w:rPr>
+                <w:rFonts w:ascii="Consolas" w:hAnsi="Consolas"/>
+                <w:color w:val="000000"/>
+                <w:sz w:val="21"/>
+                <w:szCs w:val="21"/>
+              </w:rPr>
+              <w:t>+</w:t>
+            </w:r>
+            <w:r>
+              <w:rPr>
+                <w:rFonts w:ascii="Consolas" w:hAnsi="Consolas"/>
+                <w:color w:val="3B3B3B"/>
+                <w:sz w:val="21"/>
+                <w:szCs w:val="21"/>
+              </w:rPr>
+              <w:t xml:space="preserve"> </w:t>
+            </w:r>
+            <w:r>
+              <w:rPr>
+                <w:rFonts w:ascii="Consolas" w:hAnsi="Consolas"/>
+                <w:color w:val="001080"/>
+                <w:sz w:val="21"/>
+                <w:szCs w:val="21"/>
+              </w:rPr>
+              <w:t>s2</w:t>
             </w:r>
             <w:r>
               <w:rPr>
@@ -4470,114 +4119,12 @@
             <w:r>
               <w:rPr>
                 <w:rFonts w:ascii="Consolas" w:hAnsi="Consolas"/>
-                <w:color w:val="001080"/>
-                <w:sz w:val="21"/>
-                <w:szCs w:val="21"/>
-              </w:rPr>
-              <w:t>color</w:t>
-            </w:r>
-            <w:proofErr w:type="gramEnd"/>
-            <w:r>
-              <w:rPr>
-                <w:rFonts w:ascii="Consolas" w:hAnsi="Consolas"/>
-                <w:color w:val="3B3B3B"/>
-                <w:sz w:val="21"/>
-                <w:szCs w:val="21"/>
-              </w:rPr>
-              <w:t xml:space="preserve"> </w:t>
-            </w:r>
-            <w:r>
-              <w:rPr>
-                <w:rFonts w:ascii="Consolas" w:hAnsi="Consolas"/>
-                <w:color w:val="000000"/>
-                <w:sz w:val="21"/>
-                <w:szCs w:val="21"/>
-              </w:rPr>
-              <w:t>+</w:t>
-            </w:r>
-            <w:r>
-              <w:rPr>
-                <w:rFonts w:ascii="Consolas" w:hAnsi="Consolas"/>
-                <w:color w:val="3B3B3B"/>
-                <w:sz w:val="21"/>
-                <w:szCs w:val="21"/>
-              </w:rPr>
-              <w:t xml:space="preserve"> </w:t>
-            </w:r>
-            <w:r>
-              <w:rPr>
-                <w:rFonts w:ascii="Consolas" w:hAnsi="Consolas"/>
-                <w:color w:val="A31515"/>
-                <w:sz w:val="21"/>
-                <w:szCs w:val="21"/>
-              </w:rPr>
-              <w:t>": "</w:t>
-            </w:r>
-            <w:r>
-              <w:rPr>
-                <w:rFonts w:ascii="Consolas" w:hAnsi="Consolas"/>
-                <w:color w:val="3B3B3B"/>
-                <w:sz w:val="21"/>
-                <w:szCs w:val="21"/>
-              </w:rPr>
-              <w:t xml:space="preserve"> </w:t>
-            </w:r>
-            <w:r>
-              <w:rPr>
-                <w:rFonts w:ascii="Consolas" w:hAnsi="Consolas"/>
-                <w:color w:val="000000"/>
-                <w:sz w:val="21"/>
-                <w:szCs w:val="21"/>
-              </w:rPr>
-              <w:t>+</w:t>
-            </w:r>
-            <w:r>
-              <w:rPr>
-                <w:rFonts w:ascii="Consolas" w:hAnsi="Consolas"/>
-                <w:color w:val="3B3B3B"/>
-                <w:sz w:val="21"/>
-                <w:szCs w:val="21"/>
-              </w:rPr>
-              <w:t xml:space="preserve"> </w:t>
-            </w:r>
-            <w:r>
-              <w:rPr>
-                <w:rFonts w:ascii="Consolas" w:hAnsi="Consolas"/>
-                <w:color w:val="001080"/>
-                <w:sz w:val="21"/>
-                <w:szCs w:val="21"/>
-              </w:rPr>
-              <w:t>s</w:t>
-            </w:r>
-            <w:proofErr w:type="gramStart"/>
-            <w:r>
-              <w:rPr>
-                <w:rFonts w:ascii="Consolas" w:hAnsi="Consolas"/>
-                <w:color w:val="001080"/>
-                <w:sz w:val="21"/>
-                <w:szCs w:val="21"/>
-              </w:rPr>
-              <w:t>2</w:t>
-            </w:r>
-            <w:r>
-              <w:rPr>
-                <w:rFonts w:ascii="Consolas" w:hAnsi="Consolas"/>
-                <w:color w:val="3B3B3B"/>
-                <w:sz w:val="21"/>
-                <w:szCs w:val="21"/>
-              </w:rPr>
-              <w:t>.</w:t>
-            </w:r>
-            <w:r>
-              <w:rPr>
-                <w:rFonts w:ascii="Consolas" w:hAnsi="Consolas"/>
                 <w:color w:val="795E26"/>
                 <w:sz w:val="21"/>
                 <w:szCs w:val="21"/>
               </w:rPr>
               <w:t>area</w:t>
             </w:r>
-            <w:proofErr w:type="gramEnd"/>
             <w:r>
               <w:rPr>
                 <w:rFonts w:ascii="Consolas" w:hAnsi="Consolas"/>
@@ -4695,29 +4242,13 @@
           <w:b/>
           <w:bCs/>
         </w:rPr>
-        <w:t>1</w:t>
-      </w:r>
-      <w:proofErr w:type="gramStart"/>
-      <w:r>
-        <w:rPr>
-          <w:rFonts w:ascii="Calibri" w:eastAsia="Calibri" w:hAnsi="Calibri" w:cs="Calibri"/>
-          <w:b/>
-          <w:bCs/>
-        </w:rPr>
-        <w:t xml:space="preserve">.  </w:t>
+        <w:t xml:space="preserve">1.  </w:t>
       </w:r>
       <w:r>
         <w:rPr>
           <w:rFonts w:ascii="Calibri" w:eastAsia="Calibri" w:hAnsi="Calibri" w:cs="Calibri"/>
         </w:rPr>
-        <w:t>Inheritance</w:t>
-      </w:r>
-      <w:proofErr w:type="gramEnd"/>
-      <w:r>
-        <w:rPr>
-          <w:rFonts w:ascii="Calibri" w:eastAsia="Calibri" w:hAnsi="Calibri" w:cs="Calibri"/>
-        </w:rPr>
-        <w:t>: Create a base class User and derive Student and Instructor from it.</w:t>
+        <w:t>Inheritance: Create a base class User and derive Student and Instructor from it.</w:t>
       </w:r>
     </w:p>
     <w:p>
@@ -4731,29 +4262,13 @@
           <w:b/>
           <w:bCs/>
         </w:rPr>
-        <w:t>2</w:t>
-      </w:r>
-      <w:proofErr w:type="gramStart"/>
-      <w:r>
-        <w:rPr>
-          <w:rFonts w:ascii="Calibri" w:eastAsia="Calibri" w:hAnsi="Calibri" w:cs="Calibri"/>
-          <w:b/>
-          <w:bCs/>
-        </w:rPr>
-        <w:t xml:space="preserve">.  </w:t>
+        <w:t xml:space="preserve">2.  </w:t>
       </w:r>
       <w:r>
         <w:rPr>
           <w:rFonts w:ascii="Calibri" w:eastAsia="Calibri" w:hAnsi="Calibri" w:cs="Calibri"/>
         </w:rPr>
-        <w:t>Encapsulation</w:t>
-      </w:r>
-      <w:proofErr w:type="gramEnd"/>
-      <w:r>
-        <w:rPr>
-          <w:rFonts w:ascii="Calibri" w:eastAsia="Calibri" w:hAnsi="Calibri" w:cs="Calibri"/>
-        </w:rPr>
-        <w:t>: Protect sensitive data like GPA and contact details using private access with getters/setters.</w:t>
+        <w:t>Encapsulation: Protect sensitive data like GPA and contact details using private access with getters/setters.</w:t>
       </w:r>
     </w:p>
     <w:p>
@@ -4767,51 +4282,13 @@
           <w:b/>
           <w:bCs/>
         </w:rPr>
-        <w:t>3</w:t>
-      </w:r>
-      <w:proofErr w:type="gramStart"/>
-      <w:r>
-        <w:rPr>
-          <w:rFonts w:ascii="Calibri" w:eastAsia="Calibri" w:hAnsi="Calibri" w:cs="Calibri"/>
-          <w:b/>
-          <w:bCs/>
-        </w:rPr>
-        <w:t xml:space="preserve">.  </w:t>
+        <w:t xml:space="preserve">3.  </w:t>
       </w:r>
       <w:r>
         <w:rPr>
           <w:rFonts w:ascii="Calibri" w:eastAsia="Calibri" w:hAnsi="Calibri" w:cs="Calibri"/>
         </w:rPr>
-        <w:t>Polymorphism</w:t>
-      </w:r>
-      <w:proofErr w:type="gramEnd"/>
-      <w:r>
-        <w:rPr>
-          <w:rFonts w:ascii="Calibri" w:eastAsia="Calibri" w:hAnsi="Calibri" w:cs="Calibri"/>
-        </w:rPr>
-        <w:t xml:space="preserve">: Override a </w:t>
-      </w:r>
-      <w:proofErr w:type="spellStart"/>
-      <w:proofErr w:type="gramStart"/>
-      <w:r>
-        <w:rPr>
-          <w:rFonts w:ascii="Calibri" w:eastAsia="Calibri" w:hAnsi="Calibri" w:cs="Calibri"/>
-        </w:rPr>
-        <w:t>generateReport</w:t>
-      </w:r>
-      <w:proofErr w:type="spellEnd"/>
-      <w:r>
-        <w:rPr>
-          <w:rFonts w:ascii="Calibri" w:eastAsia="Calibri" w:hAnsi="Calibri" w:cs="Calibri"/>
-        </w:rPr>
-        <w:t>(</w:t>
-      </w:r>
-      <w:proofErr w:type="gramEnd"/>
-      <w:r>
-        <w:rPr>
-          <w:rFonts w:ascii="Calibri" w:eastAsia="Calibri" w:hAnsi="Calibri" w:cs="Calibri"/>
-        </w:rPr>
-        <w:t>) method for Student and Instructor to display relevant info.</w:t>
+        <w:t>Polymorphism: Override a generateReport() method for Student and Instructor to display relevant info.</w:t>
       </w:r>
     </w:p>
     <w:p>
@@ -4825,57 +4302,13 @@
           <w:b/>
           <w:bCs/>
         </w:rPr>
-        <w:t>4</w:t>
-      </w:r>
-      <w:proofErr w:type="gramStart"/>
-      <w:r>
-        <w:rPr>
-          <w:rFonts w:ascii="Calibri" w:eastAsia="Calibri" w:hAnsi="Calibri" w:cs="Calibri"/>
-          <w:b/>
-          <w:bCs/>
-        </w:rPr>
-        <w:t xml:space="preserve">.  </w:t>
+        <w:t xml:space="preserve">4.  </w:t>
       </w:r>
       <w:r>
         <w:rPr>
           <w:rFonts w:ascii="Calibri" w:eastAsia="Calibri" w:hAnsi="Calibri" w:cs="Calibri"/>
         </w:rPr>
-        <w:t>Abstraction</w:t>
-      </w:r>
-      <w:proofErr w:type="gramEnd"/>
-      <w:r>
-        <w:rPr>
-          <w:rFonts w:ascii="Calibri" w:eastAsia="Calibri" w:hAnsi="Calibri" w:cs="Calibri"/>
-        </w:rPr>
-        <w:t xml:space="preserve">: Use an abstract class or interface </w:t>
-      </w:r>
-      <w:proofErr w:type="spellStart"/>
-      <w:r>
-        <w:rPr>
-          <w:rFonts w:ascii="Calibri" w:eastAsia="Calibri" w:hAnsi="Calibri" w:cs="Calibri"/>
-        </w:rPr>
-        <w:t>SystemUser</w:t>
-      </w:r>
-      <w:proofErr w:type="spellEnd"/>
-      <w:r>
-        <w:rPr>
-          <w:rFonts w:ascii="Calibri" w:eastAsia="Calibri" w:hAnsi="Calibri" w:cs="Calibri"/>
-        </w:rPr>
-        <w:t xml:space="preserve"> defining common </w:t>
-      </w:r>
-      <w:proofErr w:type="spellStart"/>
-      <w:r>
-        <w:rPr>
-          <w:rFonts w:ascii="Calibri" w:eastAsia="Calibri" w:hAnsi="Calibri" w:cs="Calibri"/>
-        </w:rPr>
-        <w:t>behaviours</w:t>
-      </w:r>
-      <w:proofErr w:type="spellEnd"/>
-      <w:r>
-        <w:rPr>
-          <w:rFonts w:ascii="Calibri" w:eastAsia="Calibri" w:hAnsi="Calibri" w:cs="Calibri"/>
-        </w:rPr>
-        <w:t>.</w:t>
+        <w:t>Abstraction: Use an abstract class or interface SystemUser defining common behaviours.</w:t>
       </w:r>
     </w:p>
     <w:p>
@@ -4889,43 +4322,13 @@
           <w:b/>
           <w:bCs/>
         </w:rPr>
-        <w:t>5</w:t>
-      </w:r>
-      <w:proofErr w:type="gramStart"/>
-      <w:r>
-        <w:rPr>
-          <w:rFonts w:ascii="Calibri" w:eastAsia="Calibri" w:hAnsi="Calibri" w:cs="Calibri"/>
-          <w:b/>
-          <w:bCs/>
-        </w:rPr>
-        <w:t xml:space="preserve">.  </w:t>
+        <w:t xml:space="preserve">5.  </w:t>
       </w:r>
       <w:r>
         <w:rPr>
           <w:rFonts w:ascii="Calibri" w:eastAsia="Calibri" w:hAnsi="Calibri" w:cs="Calibri"/>
         </w:rPr>
-        <w:t>File</w:t>
-      </w:r>
-      <w:proofErr w:type="gramEnd"/>
-      <w:r>
-        <w:rPr>
-          <w:rFonts w:ascii="Calibri" w:eastAsia="Calibri" w:hAnsi="Calibri" w:cs="Calibri"/>
-        </w:rPr>
-        <w:t xml:space="preserve"> Handling: Save registered course records to a file and retrieve them on </w:t>
-      </w:r>
-      <w:proofErr w:type="gramStart"/>
-      <w:r>
-        <w:rPr>
-          <w:rFonts w:ascii="Calibri" w:eastAsia="Calibri" w:hAnsi="Calibri" w:cs="Calibri"/>
-        </w:rPr>
-        <w:t>program startup</w:t>
-      </w:r>
-      <w:proofErr w:type="gramEnd"/>
-      <w:r>
-        <w:rPr>
-          <w:rFonts w:ascii="Calibri" w:eastAsia="Calibri" w:hAnsi="Calibri" w:cs="Calibri"/>
-        </w:rPr>
-        <w:t>.</w:t>
+        <w:t>File Handling: Save registered course records to a file and retrieve them on program startup.</w:t>
       </w:r>
     </w:p>
     <w:p>
@@ -4939,29 +4342,13 @@
           <w:b/>
           <w:bCs/>
         </w:rPr>
-        <w:t>6</w:t>
-      </w:r>
-      <w:proofErr w:type="gramStart"/>
-      <w:r>
-        <w:rPr>
-          <w:rFonts w:ascii="Calibri" w:eastAsia="Calibri" w:hAnsi="Calibri" w:cs="Calibri"/>
-          <w:b/>
-          <w:bCs/>
-        </w:rPr>
-        <w:t xml:space="preserve">.  </w:t>
+        <w:t xml:space="preserve">6.  </w:t>
       </w:r>
       <w:r>
         <w:rPr>
           <w:rFonts w:ascii="Calibri" w:eastAsia="Calibri" w:hAnsi="Calibri" w:cs="Calibri"/>
         </w:rPr>
-        <w:t>Exception</w:t>
-      </w:r>
-      <w:proofErr w:type="gramEnd"/>
-      <w:r>
-        <w:rPr>
-          <w:rFonts w:ascii="Calibri" w:eastAsia="Calibri" w:hAnsi="Calibri" w:cs="Calibri"/>
-        </w:rPr>
-        <w:t xml:space="preserve"> Handling: Handle duplicate registration, file errors, and invalid CGPA values using try-catch.</w:t>
+        <w:t>Exception Handling: Handle duplicate registration, file errors, and invalid CGPA values using try-catch.</w:t>
       </w:r>
     </w:p>
     <w:p>
